--- a/docx/word/16_轴承寿命预测与故障诊断系统_确认测试报告_zyj.docx
+++ b/docx/word/16_轴承寿命预测与故障诊断系统_确认测试报告_zyj.docx
@@ -193,10 +193,15 @@
     <w:tbl>
       <w:tblPr>
         <w:tblStyle w:val="Table"/>
-        <w:tblW w:type="pct" w:w="0.0"/>
+        <w:tblW w:type="pct" w:w="5000.0"/>
         <w:tblLook w:firstRow="1" w:lastRow="0" w:firstColumn="0" w:lastColumn="0" w:noHBand="0" w:noVBand="0" w:val="0020"/>
       </w:tblPr>
-      <w:tblGrid/>
+      <w:tblGrid>
+        <w:gridCol w:w="1980"/>
+        <w:gridCol w:w="1980"/>
+        <w:gridCol w:w="1980"/>
+        <w:gridCol w:w="1980"/>
+      </w:tblGrid>
       <w:tr>
         <w:tc>
           <w:p>
@@ -394,7 +399,13 @@
               <w:jc w:val="left"/>
             </w:pPr>
             <w:r>
-              <w:t xml:space="preserve">MSE/RMSE/MAE/R2 指标图</w:t>
+              <w:rPr>
+                <w:rStyle w:val="VerbatimChar"/>
+              </w:rPr>
+              <w:t xml:space="preserve">outputs/runs/20260618_143026_train_rul</w:t>
+            </w:r>
+            <w:r>
+              <w:t xml:space="preserve">，MSE/RMSE/MAE/R2 与预测曲线</w:t>
             </w:r>
           </w:p>
         </w:tc>
@@ -440,7 +451,13 @@
               <w:jc w:val="left"/>
             </w:pPr>
             <w:r>
-              <w:t xml:space="preserve">Accuracy/F1/混淆矩阵</w:t>
+              <w:rPr>
+                <w:rStyle w:val="VerbatimChar"/>
+              </w:rPr>
+              <w:t xml:space="preserve">outputs/runs/20260618_153012_train_fault</w:t>
+            </w:r>
+            <w:r>
+              <w:t xml:space="preserve">，Accuracy/F1/混淆矩阵</w:t>
             </w:r>
           </w:p>
         </w:tc>
@@ -454,6 +471,58 @@
             </w:pPr>
             <w:r>
               <w:t xml:space="preserve">AT-05</w:t>
+            </w:r>
+          </w:p>
+        </w:tc>
+        <w:tc>
+          <w:p>
+            <w:pPr>
+              <w:pStyle w:val="Compact"/>
+              <w:jc w:val="left"/>
+            </w:pPr>
+            <w:r>
+              <w:t xml:space="preserve">Benchmark</w:t>
+            </w:r>
+          </w:p>
+        </w:tc>
+        <w:tc>
+          <w:p>
+            <w:pPr>
+              <w:pStyle w:val="Compact"/>
+              <w:jc w:val="left"/>
+            </w:pPr>
+            <w:r>
+              <w:t xml:space="preserve">通过</w:t>
+            </w:r>
+          </w:p>
+        </w:tc>
+        <w:tc>
+          <w:p>
+            <w:pPr>
+              <w:pStyle w:val="Compact"/>
+              <w:jc w:val="left"/>
+            </w:pPr>
+            <w:r>
+              <w:rPr>
+                <w:rStyle w:val="VerbatimChar"/>
+              </w:rPr>
+              <w:t xml:space="preserve">outputs/runs/20260618_153347_benchmark_all</w:t>
+            </w:r>
+            <w:r>
+              <w:t xml:space="preserve">，baseline 对比</w:t>
+            </w:r>
+          </w:p>
+        </w:tc>
+      </w:tr>
+      <w:tr>
+        <w:tc>
+          <w:p>
+            <w:pPr>
+              <w:pStyle w:val="Compact"/>
+              <w:jc w:val="left"/>
+            </w:pPr>
+            <w:r>
+              <w:t xml:space="preserve">AT-06</w:t>
             </w:r>
           </w:p>
         </w:tc>
